--- a/Patent/(初稿)一种基于异质图去冗余感知网络的miRNA-疾病关联预测方法.docx
+++ b/Patent/(初稿)一种基于异质图去冗余感知网络的miRNA-疾病关联预测方法.docx
@@ -21310,7 +21310,16 @@
         </m:oMathParaPr>
         <m:oMath>
           <m:r>
-            <m:t>DSMM</m:t>
+            <m:t>DS</m:t>
+          </m:r>
+          <m:r>
+            <w:rPr>
+              <w:rFonts w:hint="eastAsia"/>
+            </w:rPr>
+            <m:t>S</m:t>
+          </m:r>
+          <m:r>
+            <m:t>M</m:t>
           </m:r>
           <m:d>
             <m:dPr>
@@ -25925,7 +25934,16 @@
                 <w:rPr>
                   <w:rFonts w:ascii="Cambria Math" w:hAnsi="Cambria Math"/>
                 </w:rPr>
-                <m:t xml:space="preserve">, </m:t>
+                <m:t>,</m:t>
+              </m:r>
+              <m:r>
+                <m:rPr>
+                  <m:sty m:val="p"/>
+                </m:rPr>
+                <w:rPr>
+                  <w:rFonts w:ascii="Cambria Math" w:hAnsi="Cambria Math"/>
+                </w:rPr>
+                <m:t xml:space="preserve"> </m:t>
               </m:r>
               <m:sSub>
                 <m:sSubPr>
@@ -39028,12 +39046,19 @@
         <w:rPr>
           <w:rFonts w:hint="eastAsia"/>
         </w:rPr>
-        <w:t>是衡量二分类模型性能的重要指标之一，其值等于</w:t>
-      </w:r>
+        <w:t>是衡量二分类模型性能的重要指标之一，</w:t>
+      </w:r>
+      <w:bookmarkStart w:id="11" w:name="_Hlk202795954"/>
       <w:r>
         <w:rPr>
           <w:rFonts w:hint="eastAsia"/>
         </w:rPr>
+        <w:t>其值等于</w:t>
+      </w:r>
+      <w:r>
+        <w:rPr>
+          <w:rFonts w:hint="eastAsia"/>
+        </w:rPr>
         <w:t xml:space="preserve"> ROC </w:t>
       </w:r>
       <w:r>
@@ -39135,6 +39160,7 @@
         <w:t>。</w:t>
       </w:r>
     </w:p>
+    <w:bookmarkEnd w:id="11"/>
     <w:p>
       <w:pPr>
         <w:pStyle w:val="ac"/>
@@ -39145,6 +39171,7 @@
         </w:rPr>
         <w:t>AUPR</w:t>
       </w:r>
+      <w:bookmarkStart w:id="12" w:name="_Hlk202795998"/>
       <w:r>
         <w:rPr>
           <w:rFonts w:hint="eastAsia"/>
@@ -39163,12 +39190,14 @@
         </w:rPr>
         <w:t>之一</w:t>
       </w:r>
+      <w:bookmarkEnd w:id="12"/>
       <w:r>
         <w:rPr>
           <w:rFonts w:hint="eastAsia"/>
         </w:rPr>
         <w:t>，</w:t>
       </w:r>
+      <w:bookmarkStart w:id="13" w:name="_Hlk202795915"/>
       <w:r>
         <w:rPr>
           <w:rFonts w:hint="eastAsia"/>
@@ -39203,7 +39232,14 @@
         <w:rPr>
           <w:rFonts w:hint="eastAsia"/>
         </w:rPr>
-        <w:t>）之间的权衡关系。</w:t>
+        <w:t>）之间的权衡关系</w:t>
+      </w:r>
+      <w:bookmarkEnd w:id="13"/>
+      <w:r>
+        <w:rPr>
+          <w:rFonts w:hint="eastAsia"/>
+        </w:rPr>
+        <w:t>。</w:t>
       </w:r>
       <w:r>
         <w:rPr>
@@ -40866,6 +40902,7 @@
                 <w:szCs w:val="21"/>
               </w:rPr>
             </w:pPr>
+            <w:bookmarkStart w:id="14" w:name="_Hlk202799554"/>
             <w:r>
               <w:rPr>
                 <w:rFonts w:ascii="Times New Roman" w:hAnsi="Times New Roman" w:hint="eastAsia"/>
@@ -42243,6 +42280,7 @@
         </w:tc>
       </w:tr>
     </w:tbl>
+    <w:bookmarkEnd w:id="14"/>
     <w:p>
       <w:pPr>
         <w:rPr>
@@ -42333,6 +42371,7 @@
                 <w:szCs w:val="21"/>
               </w:rPr>
             </w:pPr>
+            <w:bookmarkStart w:id="15" w:name="_Hlk202802335"/>
             <w:r>
               <w:rPr>
                 <w:rFonts w:ascii="Times New Roman" w:hAnsi="Times New Roman" w:hint="eastAsia"/>
@@ -43765,6 +43804,7 @@
         </w:tc>
       </w:tr>
     </w:tbl>
+    <w:bookmarkEnd w:id="15"/>
     <w:p>
       <w:pPr>
         <w:rPr>
@@ -44004,7 +44044,7 @@
           <w:rFonts w:ascii="Times New Roman" w:hAnsi="Times New Roman"/>
         </w:rPr>
       </w:pPr>
-      <w:bookmarkStart w:id="11" w:name="_Hlk199863496"/>
+      <w:bookmarkStart w:id="16" w:name="_Hlk199863496"/>
       <w:r>
         <w:rPr>
           <w:noProof/>
@@ -44449,7 +44489,7 @@
         </w:rPr>
         <w:t>方法流程图</w:t>
       </w:r>
-      <w:bookmarkEnd w:id="11"/>
+      <w:bookmarkEnd w:id="16"/>
     </w:p>
     <w:sectPr>
       <w:headerReference w:type="default" r:id="rId21"/>
@@ -44470,6 +44510,7 @@
         <w:separator/>
       </w:r>
     </w:p>
+    <w:p/>
     <w:p/>
     <w:p/>
     <w:p/>
@@ -44555,6 +44596,7 @@
         <w:continuationSeparator/>
       </w:r>
     </w:p>
+    <w:p/>
     <w:p/>
     <w:p/>
     <w:p/>
@@ -44779,6 +44821,7 @@
     <w:p/>
     <w:p/>
     <w:p/>
+    <w:p/>
   </w:footnote>
   <w:footnote w:type="continuationSeparator" w:id="0">
     <w:p>
@@ -44786,6 +44829,7 @@
         <w:continuationSeparator/>
       </w:r>
     </w:p>
+    <w:p/>
     <w:p/>
     <w:p/>
     <w:p/>
@@ -45069,7 +45113,13 @@
       <w:rPr>
         <w:rFonts w:ascii="宋体" w:hAnsi="宋体" w:cs="宋体" w:hint="eastAsia"/>
       </w:rPr>
-      <w:t>说 明 书</w:t>
+      <w:t xml:space="preserve">说 </w:t>
+    </w:r>
+    <w:r>
+      <w:rPr>
+        <w:rFonts w:ascii="宋体" w:hAnsi="宋体" w:cs="宋体" w:hint="eastAsia"/>
+      </w:rPr>
+      <w:t>明 书</w:t>
     </w:r>
   </w:p>
 </w:hdr>
